--- a/Pisini_Resume.docx
+++ b/Pisini_Resume.docx
@@ -1,6 +1,6 @@
 
 <file path=word/document.xml><?xml version="1.0" encoding="utf-8"?>
-<w:document xmlns:wpc="http://schemas.microsoft.com/office/word/2010/wordprocessingCanvas" xmlns:cx="http://schemas.microsoft.com/office/drawing/2014/chartex" xmlns:cx1="http://schemas.microsoft.com/office/drawing/2015/9/8/chartex" xmlns:cx2="http://schemas.microsoft.com/office/drawing/2015/10/21/chartex" xmlns:cx3="http://schemas.microsoft.com/office/drawing/2016/5/9/chartex" xmlns:cx4="http://schemas.microsoft.com/office/drawing/2016/5/10/chartex" xmlns:cx5="http://schemas.microsoft.com/office/drawing/2016/5/11/chartex" xmlns:cx6="http://schemas.microsoft.com/office/drawing/2016/5/12/chartex" xmlns:cx7="http://schemas.microsoft.com/office/drawing/2016/5/13/chartex" xmlns:cx8="http://schemas.microsoft.com/office/drawing/2016/5/14/chartex" xmlns:mc="http://schemas.openxmlformats.org/markup-compatibility/2006" xmlns:aink="http://schemas.microsoft.com/office/drawing/2016/ink" xmlns:am3d="http://schemas.microsoft.com/office/drawing/2017/model3d" xmlns:o="urn:schemas-microsoft-com:office:office" xmlns:oel="http://schemas.microsoft.com/office/2019/extlst" xmlns:r="http://schemas.openxmlformats.org/officeDocument/2006/relationships" xmlns:m="http://schemas.openxmlformats.org/officeDocument/2006/math" xmlns:v="urn:schemas-microsoft-com:vml" xmlns:wp14="http://schemas.microsoft.com/office/word/2010/wordprocessingDrawing" xmlns:wp="http://schemas.openxmlformats.org/drawingml/2006/wordprocessingDrawing" xmlns:w10="urn:schemas-microsoft-com:office:word" xmlns:w="http://schemas.openxmlformats.org/wordprocessingml/2006/main" xmlns:w14="http://schemas.microsoft.com/office/word/2010/wordml" xmlns:w15="http://schemas.microsoft.com/office/word/2012/wordml" xmlns:w16cei="http://schemas.microsoft.com/office/word/2026/wordml/cei" xmlns:w16cex="http://schemas.microsoft.com/office/word/2018/wordml/cex" xmlns:w16cid="http://schemas.microsoft.com/office/word/2016/wordml/cid" xmlns:w16="http://schemas.microsoft.com/office/word/2018/wordml" xmlns:w16du="http://schemas.microsoft.com/office/word/2023/wordml/word16du" xmlns:w16sdtdh="http://schemas.microsoft.com/office/word/2020/wordml/sdtdatahash" xmlns:w16sdtfl="http://schemas.microsoft.com/office/word/2024/wordml/sdtformatlock" xmlns:w16se="http://schemas.microsoft.com/office/word/2015/wordml/symex" xmlns:wpg="http://schemas.microsoft.com/office/word/2010/wordprocessingGroup" xmlns:wpi="http://schemas.microsoft.com/office/word/2010/wordprocessingInk" xmlns:wne="http://schemas.microsoft.com/office/word/2006/wordml" xmlns:wps="http://schemas.microsoft.com/office/word/2010/wordprocessingShape" mc:Ignorable="w14 w15 w16se w16cid w16 w16cex w16sdtdh w16sdtfl w16du wp14">
+<w:document xmlns:wpc="http://schemas.microsoft.com/office/word/2010/wordprocessingCanvas" xmlns:cx="http://schemas.microsoft.com/office/drawing/2014/chartex" xmlns:cx1="http://schemas.microsoft.com/office/drawing/2015/9/8/chartex" xmlns:cx2="http://schemas.microsoft.com/office/drawing/2015/10/21/chartex" xmlns:cx3="http://schemas.microsoft.com/office/drawing/2016/5/9/chartex" xmlns:cx4="http://schemas.microsoft.com/office/drawing/2016/5/10/chartex" xmlns:cx5="http://schemas.microsoft.com/office/drawing/2016/5/11/chartex" xmlns:cx6="http://schemas.microsoft.com/office/drawing/2016/5/12/chartex" xmlns:cx7="http://schemas.microsoft.com/office/drawing/2016/5/13/chartex" xmlns:cx8="http://schemas.microsoft.com/office/drawing/2016/5/14/chartex" xmlns:mc="http://schemas.openxmlformats.org/markup-compatibility/2006" xmlns:aink="http://schemas.microsoft.com/office/drawing/2016/ink" xmlns:am3d="http://schemas.microsoft.com/office/drawing/2017/model3d" xmlns:o="urn:schemas-microsoft-com:office:office" xmlns:oel="http://schemas.microsoft.com/office/2019/extlst" xmlns:r="http://schemas.openxmlformats.org/officeDocument/2006/relationships" xmlns:m="http://schemas.openxmlformats.org/officeDocument/2006/math" xmlns:v="urn:schemas-microsoft-com:vml" xmlns:wp14="http://schemas.microsoft.com/office/word/2010/wordprocessingDrawing" xmlns:wp="http://schemas.openxmlformats.org/drawingml/2006/wordprocessingDrawing" xmlns:w10="urn:schemas-microsoft-com:office:word" xmlns:w="http://schemas.openxmlformats.org/wordprocessingml/2006/main" xmlns:w14="http://schemas.microsoft.com/office/word/2010/wordml" xmlns:w15="http://schemas.microsoft.com/office/word/2012/wordml" xmlns:w16cex="http://schemas.microsoft.com/office/word/2018/wordml/cex" xmlns:w16cid="http://schemas.microsoft.com/office/word/2016/wordml/cid" xmlns:w16="http://schemas.microsoft.com/office/word/2018/wordml" xmlns:w16du="http://schemas.microsoft.com/office/word/2023/wordml/word16du" xmlns:w16sdtdh="http://schemas.microsoft.com/office/word/2020/wordml/sdtdatahash" xmlns:w16sdtfl="http://schemas.microsoft.com/office/word/2024/wordml/sdtformatlock" xmlns:w16se="http://schemas.microsoft.com/office/word/2015/wordml/symex" xmlns:wpg="http://schemas.microsoft.com/office/word/2010/wordprocessingGroup" xmlns:wpi="http://schemas.microsoft.com/office/word/2010/wordprocessingInk" xmlns:wne="http://schemas.microsoft.com/office/word/2006/wordml" xmlns:wps="http://schemas.microsoft.com/office/word/2010/wordprocessingShape" mc:Ignorable="w14 w15 w16se w16cid w16 w16cex w16sdtdh w16sdtfl w16du wp14">
   <w:body>
     <w:p>
       <w:pPr>
@@ -175,21 +175,7 @@
             <w:rStyle w:val="Hyperlink"/>
             <w:rFonts w:ascii="Arial" w:hAnsi="Arial" w:cs="Arial"/>
           </w:rPr>
-          <w:t>pisini</w:t>
-        </w:r>
-        <w:r>
-          <w:rPr>
-            <w:rStyle w:val="Hyperlink"/>
-            <w:rFonts w:ascii="Arial" w:hAnsi="Arial" w:cs="Arial"/>
-          </w:rPr>
-          <w:t>p</w:t>
-        </w:r>
-        <w:r>
-          <w:rPr>
-            <w:rStyle w:val="Hyperlink"/>
-            <w:rFonts w:ascii="Arial" w:hAnsi="Arial" w:cs="Arial"/>
-          </w:rPr>
-          <w:t>radeep</w:t>
+          <w:t>pisinipradeep</w:t>
         </w:r>
         <w:proofErr w:type="spellEnd"/>
       </w:hyperlink>
@@ -401,7 +387,7 @@
               </wp:anchor>
             </w:drawing>
           </mc:Choice>
-          <mc:Fallback>
+          <mc:Fallback xmlns:w16cei="http://schemas.microsoft.com/office/word/2026/wordml/cei">
             <w:pict>
               <v:shape w14:anchorId="79FDA6F7" id="Graphic 1" o:spid="_x0000_s1026" style="position:absolute;margin-left:54pt;margin-top:-12pt;width:503.95pt;height:2pt;z-index:15728640;visibility:visible;mso-wrap-style:square;mso-wrap-distance-left:0;mso-wrap-distance-top:0;mso-wrap-distance-right:0;mso-wrap-distance-bottom:0;mso-position-horizontal:absolute;mso-position-horizontal-relative:page;mso-position-vertical:absolute;mso-position-vertical-relative:text;v-text-anchor:top" coordsize="6400165,25400" o:gfxdata="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" path="m6400165,l,,,25400r6400165,l6400165,xe" fillcolor="#195175" stroked="f">
                 <v:path arrowok="t"/>
@@ -487,7 +473,7 @@
               </wp:anchor>
             </w:drawing>
           </mc:Choice>
-          <mc:Fallback>
+          <mc:Fallback xmlns:w16cei="http://schemas.microsoft.com/office/word/2026/wordml/cei">
             <w:pict>
               <v:shape w14:anchorId="7C49E973" id="Graphic 2" o:spid="_x0000_s1026" style="position:absolute;margin-left:54pt;margin-top:16.7pt;width:503.95pt;height:1pt;z-index:15729152;visibility:visible;mso-wrap-style:square;mso-wrap-distance-left:0;mso-wrap-distance-top:0;mso-wrap-distance-right:0;mso-wrap-distance-bottom:0;mso-position-horizontal:absolute;mso-position-horizontal-relative:page;mso-position-vertical:absolute;mso-position-vertical-relative:text;v-text-anchor:top" coordsize="6400165,12700" o:gfxdata="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" path="m6400165,l,,,12700r6400165,l6400165,xe" fillcolor="#195175" stroked="f">
                 <v:path arrowok="t"/>
@@ -521,21 +507,35 @@
           <w:rFonts w:ascii="Arial" w:hAnsi="Arial" w:cs="Arial"/>
           <w:color w:val="1B2733"/>
         </w:rPr>
-        <w:t>Java Backend Developer with 3</w:t>
-      </w:r>
-      <w:r>
-        <w:rPr>
-          <w:rFonts w:ascii="Arial" w:hAnsi="Arial" w:cs="Arial"/>
-          <w:color w:val="1B2733"/>
-        </w:rPr>
-        <w:t xml:space="preserve"> </w:t>
-      </w:r>
-      <w:r>
-        <w:rPr>
-          <w:rFonts w:ascii="Arial" w:hAnsi="Arial" w:cs="Arial"/>
-          <w:color w:val="1B2733"/>
-        </w:rPr>
-        <w:t>years of experience delivering scalable and reliable banking and payment services across settlement, billing, and dispute workflows. Built microservice-based APIs, event-driven processing pipelines, and automated release workflows to improve delivery consistency and operational efficiency. Experienced in production support and legacy modernization, with strong focus on reliability, maintainability, and performance.</w:t>
+        <w:t>Java</w:t>
+      </w:r>
+      <w:r>
+        <w:rPr>
+          <w:rFonts w:ascii="Arial" w:hAnsi="Arial" w:cs="Arial"/>
+          <w:color w:val="1B2733"/>
+        </w:rPr>
+        <w:t xml:space="preserve"> </w:t>
+      </w:r>
+      <w:r>
+        <w:rPr>
+          <w:rFonts w:ascii="Arial" w:hAnsi="Arial" w:cs="Arial"/>
+          <w:color w:val="1B2733"/>
+        </w:rPr>
+        <w:t>Backend Developer with 3 years of experience building microservices for banking and payment systems across settlement, billing, and dispute processing. Engineered event-driven pipelines using Apache Kafka and Apache Flink, process</w:t>
+      </w:r>
+      <w:r>
+        <w:rPr>
+          <w:rFonts w:ascii="Arial" w:hAnsi="Arial" w:cs="Arial"/>
+          <w:color w:val="1B2733"/>
+        </w:rPr>
+        <w:t xml:space="preserve"> high-volume </w:t>
+      </w:r>
+      <w:r>
+        <w:rPr>
+          <w:rFonts w:ascii="Arial" w:hAnsi="Arial" w:cs="Arial"/>
+          <w:color w:val="1B2733"/>
+        </w:rPr>
+        <w:t>card payment transactions daily, and migrated legacy COBOL modules into Java microservices to modernize core transaction processing. Skilled in Spring Boot and microservices architecture across the full development lifecycle.</w:t>
       </w:r>
     </w:p>
     <w:p>
@@ -618,7 +618,7 @@
               </wp:anchor>
             </w:drawing>
           </mc:Choice>
-          <mc:Fallback>
+          <mc:Fallback xmlns:w16cei="http://schemas.microsoft.com/office/word/2026/wordml/cei">
             <w:pict>
               <v:shape w14:anchorId="15848965" id="Graphic 3" o:spid="_x0000_s1026" style="position:absolute;margin-left:54pt;margin-top:26.6pt;width:503.95pt;height:1pt;z-index:15729664;visibility:visible;mso-wrap-style:square;mso-wrap-distance-left:0;mso-wrap-distance-top:0;mso-wrap-distance-right:0;mso-wrap-distance-bottom:0;mso-position-horizontal:absolute;mso-position-horizontal-relative:page;mso-position-vertical:absolute;mso-position-vertical-relative:text;v-text-anchor:top" coordsize="6400165,12700" o:gfxdata="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" path="m6400165,l,,,12700r6400165,l6400165,xe" fillcolor="#195175" stroked="f">
                 <v:path arrowok="t"/>
@@ -677,16 +677,16 @@
         <w:tblLook w:val="01E0" w:firstRow="1" w:lastRow="1" w:firstColumn="1" w:lastColumn="1" w:noHBand="0" w:noVBand="0"/>
       </w:tblPr>
       <w:tblGrid>
-        <w:gridCol w:w="2003"/>
-        <w:gridCol w:w="7577"/>
+        <w:gridCol w:w="2030"/>
+        <w:gridCol w:w="7681"/>
       </w:tblGrid>
       <w:tr>
         <w:trPr>
-          <w:trHeight w:val="465"/>
+          <w:trHeight w:val="462"/>
         </w:trPr>
         <w:tc>
           <w:tcPr>
-            <w:tcW w:w="2003" w:type="dxa"/>
+            <w:tcW w:w="2030" w:type="dxa"/>
             <w:shd w:val="clear" w:color="auto" w:fill="D5E9F7"/>
           </w:tcPr>
           <w:p>
@@ -713,7 +713,7 @@
         </w:tc>
         <w:tc>
           <w:tcPr>
-            <w:tcW w:w="7577" w:type="dxa"/>
+            <w:tcW w:w="7681" w:type="dxa"/>
           </w:tcPr>
           <w:p>
             <w:pPr>
@@ -746,11 +746,11 @@
       </w:tr>
       <w:tr>
         <w:trPr>
-          <w:trHeight w:val="459"/>
+          <w:trHeight w:val="456"/>
         </w:trPr>
         <w:tc>
           <w:tcPr>
-            <w:tcW w:w="2003" w:type="dxa"/>
+            <w:tcW w:w="2030" w:type="dxa"/>
             <w:shd w:val="clear" w:color="auto" w:fill="D5E9F7"/>
           </w:tcPr>
           <w:p>
@@ -776,7 +776,7 @@
         </w:tc>
         <w:tc>
           <w:tcPr>
-            <w:tcW w:w="7577" w:type="dxa"/>
+            <w:tcW w:w="7681" w:type="dxa"/>
           </w:tcPr>
           <w:p>
             <w:pPr>
@@ -904,11 +904,11 @@
       </w:tr>
       <w:tr>
         <w:trPr>
-          <w:trHeight w:val="460"/>
+          <w:trHeight w:val="457"/>
         </w:trPr>
         <w:tc>
           <w:tcPr>
-            <w:tcW w:w="2003" w:type="dxa"/>
+            <w:tcW w:w="2030" w:type="dxa"/>
             <w:shd w:val="clear" w:color="auto" w:fill="D5E9F7"/>
           </w:tcPr>
           <w:p>
@@ -934,7 +934,7 @@
         </w:tc>
         <w:tc>
           <w:tcPr>
-            <w:tcW w:w="7577" w:type="dxa"/>
+            <w:tcW w:w="7681" w:type="dxa"/>
           </w:tcPr>
           <w:p>
             <w:pPr>
@@ -1001,11 +1001,11 @@
       </w:tr>
       <w:tr>
         <w:trPr>
-          <w:trHeight w:val="459"/>
+          <w:trHeight w:val="456"/>
         </w:trPr>
         <w:tc>
           <w:tcPr>
-            <w:tcW w:w="2003" w:type="dxa"/>
+            <w:tcW w:w="2030" w:type="dxa"/>
             <w:shd w:val="clear" w:color="auto" w:fill="D5E9F7"/>
           </w:tcPr>
           <w:p>
@@ -1069,7 +1069,7 @@
         </w:tc>
         <w:tc>
           <w:tcPr>
-            <w:tcW w:w="7577" w:type="dxa"/>
+            <w:tcW w:w="7681" w:type="dxa"/>
           </w:tcPr>
           <w:p>
             <w:pPr>
@@ -1178,11 +1178,11 @@
       </w:tr>
       <w:tr>
         <w:trPr>
-          <w:trHeight w:val="459"/>
+          <w:trHeight w:val="615"/>
         </w:trPr>
         <w:tc>
           <w:tcPr>
-            <w:tcW w:w="2003" w:type="dxa"/>
+            <w:tcW w:w="2030" w:type="dxa"/>
             <w:shd w:val="clear" w:color="auto" w:fill="D5E9F7"/>
           </w:tcPr>
           <w:p>
@@ -1208,7 +1208,7 @@
         </w:tc>
         <w:tc>
           <w:tcPr>
-            <w:tcW w:w="7577" w:type="dxa"/>
+            <w:tcW w:w="7681" w:type="dxa"/>
           </w:tcPr>
           <w:p>
             <w:pPr>
@@ -1346,7 +1346,7 @@
               </wp:anchor>
             </w:drawing>
           </mc:Choice>
-          <mc:Fallback>
+          <mc:Fallback xmlns:w16cei="http://schemas.microsoft.com/office/word/2026/wordml/cei">
             <w:pict>
               <v:shape w14:anchorId="26306E92" id="Graphic 4" o:spid="_x0000_s1026" style="position:absolute;margin-left:54pt;margin-top:26.95pt;width:503.95pt;height:1pt;z-index:15730176;visibility:visible;mso-wrap-style:square;mso-wrap-distance-left:0;mso-wrap-distance-top:0;mso-wrap-distance-right:0;mso-wrap-distance-bottom:0;mso-position-horizontal:absolute;mso-position-horizontal-relative:page;mso-position-vertical:absolute;mso-position-vertical-relative:text;v-text-anchor:top" coordsize="6400165,12700" o:gfxdata="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" path="m6400165,l,,,12700r6400165,l6400165,xe" fillcolor="#195175" stroked="f">
                 <v:path arrowok="t"/>
@@ -1845,19 +1845,25 @@
     <w:p>
       <w:pPr>
         <w:pStyle w:val="BodyText"/>
-        <w:spacing w:before="36" w:line="199" w:lineRule="auto"/>
+        <w:spacing w:before="36"/>
         <w:ind w:right="655"/>
+        <w:rPr>
+          <w:rFonts w:ascii="Arial" w:hAnsi="Arial" w:cs="Arial"/>
+        </w:rPr>
+      </w:pPr>
+      <w:r>
+        <w:rPr>
+          <w:rFonts w:ascii="Arial" w:hAnsi="Arial" w:cs="Arial"/>
+        </w:rPr>
+        <w:t>-</w:t>
+      </w:r>
+      <w:r>
         <w:rPr>
           <w:rFonts w:ascii="Arial" w:hAnsi="Arial" w:cs="Arial"/>
           <w:b/>
           <w:bCs/>
         </w:rPr>
-      </w:pPr>
-      <w:r>
-        <w:rPr>
-          <w:rFonts w:ascii="Arial" w:hAnsi="Arial" w:cs="Arial"/>
-        </w:rPr>
-        <w:t xml:space="preserve">- </w:t>
+        <w:t xml:space="preserve"> </w:t>
       </w:r>
       <w:r>
         <w:rPr>
@@ -1865,7 +1871,13 @@
           <w:b/>
           <w:bCs/>
         </w:rPr>
-        <w:t>Engineered</w:t>
+        <w:t>Engineered 3 RESTful</w:t>
+      </w:r>
+      <w:r>
+        <w:rPr>
+          <w:rFonts w:ascii="Arial" w:hAnsi="Arial" w:cs="Arial"/>
+        </w:rPr>
+        <w:t xml:space="preserve"> microservices (settlement, billing, dispute processing) using </w:t>
       </w:r>
       <w:r>
         <w:rPr>
@@ -1873,13 +1885,13 @@
           <w:b/>
           <w:bCs/>
         </w:rPr>
-        <w:t xml:space="preserve"> RESTful microservices</w:t>
-      </w:r>
-      <w:r>
-        <w:rPr>
-          <w:rFonts w:ascii="Arial" w:hAnsi="Arial" w:cs="Arial"/>
-        </w:rPr>
-        <w:t xml:space="preserve"> for settlement, billing, and dispute processing using </w:t>
+        <w:t>Java, Spring Boot, JPA,</w:t>
+      </w:r>
+      <w:r>
+        <w:rPr>
+          <w:rFonts w:ascii="Arial" w:hAnsi="Arial" w:cs="Arial"/>
+        </w:rPr>
+        <w:t xml:space="preserve"> and </w:t>
       </w:r>
       <w:r>
         <w:rPr>
@@ -1887,165 +1899,141 @@
           <w:b/>
           <w:bCs/>
         </w:rPr>
-        <w:t>Java, Spring Boot, JPA</w:t>
-      </w:r>
-      <w:r>
-        <w:rPr>
-          <w:rFonts w:ascii="Arial" w:hAnsi="Arial" w:cs="Arial"/>
-        </w:rPr>
-        <w:t xml:space="preserve">, and </w:t>
+        <w:t>Hibernate</w:t>
+      </w:r>
+      <w:r>
+        <w:rPr>
+          <w:rFonts w:ascii="Arial" w:hAnsi="Arial" w:cs="Arial"/>
+        </w:rPr>
+        <w:t>, supporting core banking workflows in production.</w:t>
+      </w:r>
+    </w:p>
+    <w:p>
+      <w:pPr>
+        <w:pStyle w:val="BodyText"/>
+        <w:spacing w:before="36"/>
+        <w:ind w:right="655"/>
+        <w:rPr>
+          <w:rFonts w:ascii="Arial" w:hAnsi="Arial" w:cs="Arial"/>
+        </w:rPr>
+      </w:pPr>
+      <w:r>
+        <w:rPr>
+          <w:rFonts w:ascii="Arial" w:hAnsi="Arial" w:cs="Arial"/>
+        </w:rPr>
+        <w:t xml:space="preserve">- </w:t>
+      </w:r>
+      <w:r>
+        <w:rPr>
+          <w:rFonts w:ascii="Arial" w:hAnsi="Arial" w:cs="Arial"/>
+        </w:rPr>
+        <w:t>Built event-driven processing pipelines using Apache Kafka and Apache Flink, processing thousands of card payment transactions daily with MongoDB for low-latency persistence.</w:t>
+      </w:r>
+    </w:p>
+    <w:p>
+      <w:pPr>
+        <w:pStyle w:val="BodyText"/>
+        <w:spacing w:before="36"/>
+        <w:ind w:right="655"/>
+        <w:rPr>
+          <w:rFonts w:ascii="Arial" w:hAnsi="Arial" w:cs="Arial"/>
+          <w:color w:val="1B2733"/>
+        </w:rPr>
+      </w:pPr>
+      <w:r>
+        <w:rPr>
+          <w:rFonts w:ascii="Arial" w:hAnsi="Arial" w:cs="Arial"/>
+          <w:color w:val="1B2733"/>
+        </w:rPr>
+        <w:t xml:space="preserve">- </w:t>
       </w:r>
       <w:r>
         <w:rPr>
           <w:rFonts w:ascii="Arial" w:hAnsi="Arial" w:cs="Arial"/>
           <w:b/>
           <w:bCs/>
-        </w:rPr>
-        <w:t>Hibernate.</w:t>
-      </w:r>
-    </w:p>
-    <w:p>
-      <w:pPr>
-        <w:pStyle w:val="BodyText"/>
-        <w:spacing w:before="36" w:line="199" w:lineRule="auto"/>
-        <w:ind w:right="655"/>
-        <w:rPr>
-          <w:rFonts w:ascii="Arial" w:hAnsi="Arial" w:cs="Arial"/>
-        </w:rPr>
-      </w:pPr>
-      <w:r>
-        <w:rPr>
-          <w:rFonts w:ascii="Arial" w:hAnsi="Arial" w:cs="Arial"/>
-        </w:rPr>
-        <w:t xml:space="preserve">- </w:t>
+          <w:color w:val="1B2733"/>
+        </w:rPr>
+        <w:t>Containerized</w:t>
+      </w:r>
+      <w:r>
+        <w:rPr>
+          <w:rFonts w:ascii="Arial" w:hAnsi="Arial" w:cs="Arial"/>
+          <w:color w:val="1B2733"/>
+        </w:rPr>
+        <w:t xml:space="preserve"> microservices with </w:t>
       </w:r>
       <w:r>
         <w:rPr>
           <w:rFonts w:ascii="Arial" w:hAnsi="Arial" w:cs="Arial"/>
           <w:b/>
           <w:bCs/>
-        </w:rPr>
-        <w:t>Built event-driven processing pipelines</w:t>
-      </w:r>
-      <w:r>
-        <w:rPr>
-          <w:rFonts w:ascii="Arial" w:hAnsi="Arial" w:cs="Arial"/>
-        </w:rPr>
-        <w:t xml:space="preserve"> using </w:t>
+          <w:color w:val="1B2733"/>
+        </w:rPr>
+        <w:t>Docker,</w:t>
+      </w:r>
+      <w:r>
+        <w:rPr>
+          <w:rFonts w:ascii="Arial" w:hAnsi="Arial" w:cs="Arial"/>
+          <w:color w:val="1B2733"/>
+        </w:rPr>
+        <w:t xml:space="preserve"> deployed on </w:t>
       </w:r>
       <w:r>
         <w:rPr>
           <w:rFonts w:ascii="Arial" w:hAnsi="Arial" w:cs="Arial"/>
           <w:b/>
           <w:bCs/>
-        </w:rPr>
-        <w:t>Apache Kafka</w:t>
-      </w:r>
-      <w:r>
-        <w:rPr>
-          <w:rFonts w:ascii="Arial" w:hAnsi="Arial" w:cs="Arial"/>
-        </w:rPr>
-        <w:t xml:space="preserve"> and </w:t>
+          <w:color w:val="1B2733"/>
+        </w:rPr>
+        <w:t>OpenShift</w:t>
+      </w:r>
+      <w:r>
+        <w:rPr>
+          <w:rFonts w:ascii="Arial" w:hAnsi="Arial" w:cs="Arial"/>
+          <w:color w:val="1B2733"/>
+        </w:rPr>
+        <w:t xml:space="preserve">, and maintained </w:t>
       </w:r>
       <w:r>
         <w:rPr>
           <w:rFonts w:ascii="Arial" w:hAnsi="Arial" w:cs="Arial"/>
           <w:b/>
           <w:bCs/>
-        </w:rPr>
-        <w:t>Apache Flink</w:t>
-      </w:r>
-      <w:r>
-        <w:rPr>
-          <w:rFonts w:ascii="Arial" w:hAnsi="Arial" w:cs="Arial"/>
-        </w:rPr>
-        <w:t xml:space="preserve"> integrated with </w:t>
-      </w:r>
-      <w:r>
-        <w:rPr>
-          <w:rFonts w:ascii="Arial" w:hAnsi="Arial" w:cs="Arial"/>
-          <w:b/>
-          <w:bCs/>
-        </w:rPr>
-        <w:t>MongoDB</w:t>
-      </w:r>
-      <w:r>
-        <w:rPr>
-          <w:rFonts w:ascii="Arial" w:hAnsi="Arial" w:cs="Arial"/>
-        </w:rPr>
-        <w:t xml:space="preserve"> for low-latency transaction processing</w:t>
-      </w:r>
-    </w:p>
-    <w:p>
-      <w:pPr>
-        <w:spacing w:before="54" w:line="199" w:lineRule="auto"/>
-        <w:ind w:left="401" w:hanging="260"/>
-        <w:rPr>
-          <w:rFonts w:ascii="Arial" w:hAnsi="Arial" w:cs="Arial"/>
-          <w:color w:val="1B2733"/>
-          <w:sz w:val="20"/>
-          <w:szCs w:val="20"/>
-        </w:rPr>
-      </w:pPr>
-      <w:r>
-        <w:rPr>
-          <w:rFonts w:ascii="Arial" w:hAnsi="Arial" w:cs="Arial"/>
-          <w:color w:val="1B2733"/>
-          <w:sz w:val="20"/>
-          <w:szCs w:val="20"/>
+          <w:color w:val="1B2733"/>
+        </w:rPr>
+        <w:t>Jenkins CI/CD</w:t>
+      </w:r>
+      <w:r>
+        <w:rPr>
+          <w:rFonts w:ascii="Arial" w:hAnsi="Arial" w:cs="Arial"/>
+          <w:color w:val="1B2733"/>
+        </w:rPr>
+        <w:t xml:space="preserve"> pipelines to improve deployment consistency and release reliability.</w:t>
+      </w:r>
+    </w:p>
+    <w:p>
+      <w:pPr>
+        <w:pStyle w:val="BodyText"/>
+        <w:ind w:right="274"/>
+        <w:rPr>
+          <w:rFonts w:ascii="Arial" w:hAnsi="Arial" w:cs="Arial"/>
+          <w:color w:val="1B2733"/>
+        </w:rPr>
+      </w:pPr>
+      <w:r>
+        <w:rPr>
+          <w:rFonts w:ascii="Arial" w:hAnsi="Arial" w:cs="Arial"/>
+          <w:color w:val="1B2733"/>
         </w:rPr>
         <w:t xml:space="preserve">- </w:t>
       </w:r>
       <w:r>
         <w:rPr>
           <w:rFonts w:ascii="Arial" w:hAnsi="Arial" w:cs="Arial"/>
-          <w:b/>
-          <w:bCs/>
-          <w:color w:val="1B2733"/>
-          <w:sz w:val="20"/>
-          <w:szCs w:val="20"/>
-        </w:rPr>
-        <w:t>Delivered backend services</w:t>
-      </w:r>
-      <w:r>
-        <w:rPr>
-          <w:rFonts w:ascii="Arial" w:hAnsi="Arial" w:cs="Arial"/>
-          <w:b/>
-          <w:bCs/>
-          <w:color w:val="1B2733"/>
-          <w:sz w:val="20"/>
-          <w:szCs w:val="20"/>
-        </w:rPr>
-        <w:t xml:space="preserve"> </w:t>
-      </w:r>
-      <w:r>
-        <w:rPr>
-          <w:rFonts w:ascii="Arial" w:hAnsi="Arial" w:cs="Arial"/>
-          <w:color w:val="1B2733"/>
-          <w:sz w:val="20"/>
-          <w:szCs w:val="20"/>
-        </w:rPr>
-        <w:t xml:space="preserve">and </w:t>
-      </w:r>
-      <w:r>
-        <w:rPr>
-          <w:rFonts w:ascii="Arial" w:hAnsi="Arial" w:cs="Arial"/>
-          <w:b/>
-          <w:bCs/>
-          <w:color w:val="1B2733"/>
-          <w:sz w:val="20"/>
-          <w:szCs w:val="20"/>
-        </w:rPr>
-        <w:t>REST APIs</w:t>
-      </w:r>
-      <w:r>
-        <w:rPr>
-          <w:rFonts w:ascii="Arial" w:hAnsi="Arial" w:cs="Arial"/>
-          <w:color w:val="1B2733"/>
-          <w:sz w:val="20"/>
-          <w:szCs w:val="20"/>
-        </w:rPr>
-        <w:t xml:space="preserve"> to support payment processing integrations across enterprise applications.</w:t>
+          <w:color w:val="1B2733"/>
+        </w:rPr>
+        <w:t>Migrated multiple legacy COBOL modules into Java microservices, reducing technical debt and improving long-term maintainability of transaction processing logic.</w:t>
       </w:r>
     </w:p>
     <w:p>
@@ -2056,71 +2044,8 @@
         <w:rPr>
           <w:rFonts w:ascii="Arial" w:hAnsi="Arial" w:cs="Arial"/>
           <w:color w:val="1B2733"/>
-          <w:szCs w:val="22"/>
-        </w:rPr>
-      </w:pPr>
-      <w:r>
-        <w:rPr>
-          <w:rFonts w:ascii="Arial" w:hAnsi="Arial" w:cs="Arial"/>
-          <w:color w:val="1B2733"/>
-          <w:szCs w:val="22"/>
-        </w:rPr>
-        <w:t xml:space="preserve">- </w:t>
-      </w:r>
-      <w:r>
-        <w:rPr>
-          <w:rFonts w:ascii="Arial" w:hAnsi="Arial" w:cs="Arial"/>
-          <w:b/>
-          <w:bCs/>
-          <w:color w:val="1B2733"/>
-          <w:szCs w:val="22"/>
-        </w:rPr>
-        <w:t>Containerized microservices</w:t>
-      </w:r>
-      <w:r>
-        <w:rPr>
-          <w:rFonts w:ascii="Arial" w:hAnsi="Arial" w:cs="Arial"/>
-          <w:color w:val="1B2733"/>
-          <w:szCs w:val="22"/>
-        </w:rPr>
-        <w:t xml:space="preserve"> with </w:t>
-      </w:r>
-      <w:r>
-        <w:rPr>
-          <w:rFonts w:ascii="Arial" w:hAnsi="Arial" w:cs="Arial"/>
-          <w:b/>
-          <w:bCs/>
-          <w:color w:val="1B2733"/>
-          <w:szCs w:val="22"/>
-        </w:rPr>
-        <w:t>Docker</w:t>
-      </w:r>
-      <w:r>
-        <w:rPr>
-          <w:rFonts w:ascii="Arial" w:hAnsi="Arial" w:cs="Arial"/>
-          <w:color w:val="1B2733"/>
-          <w:szCs w:val="22"/>
-        </w:rPr>
-        <w:t xml:space="preserve"> and deployed on </w:t>
-      </w:r>
-      <w:r>
-        <w:rPr>
-          <w:rFonts w:ascii="Arial" w:hAnsi="Arial" w:cs="Arial"/>
-          <w:b/>
-          <w:bCs/>
-          <w:color w:val="1B2733"/>
-          <w:szCs w:val="22"/>
-        </w:rPr>
-        <w:t>OpenShift,</w:t>
-      </w:r>
-      <w:r>
-        <w:rPr>
-          <w:rFonts w:ascii="Arial" w:hAnsi="Arial" w:cs="Arial"/>
-          <w:color w:val="1B2733"/>
-          <w:szCs w:val="22"/>
-        </w:rPr>
-        <w:t xml:space="preserve"> improving deployment consistency and scalability across environments.</w:t>
-      </w:r>
+        </w:rPr>
+      </w:pPr>
     </w:p>
     <w:p>
       <w:pPr>
@@ -2132,29 +2057,6 @@
           <w:color w:val="1B2733"/>
         </w:rPr>
       </w:pPr>
-      <w:r>
-        <w:rPr>
-          <w:rFonts w:ascii="Arial" w:hAnsi="Arial" w:cs="Arial"/>
-          <w:color w:val="1B2733"/>
-        </w:rPr>
-        <w:t xml:space="preserve">- Configured and maintained </w:t>
-      </w:r>
-      <w:r>
-        <w:rPr>
-          <w:rFonts w:ascii="Arial" w:hAnsi="Arial" w:cs="Arial"/>
-          <w:b/>
-          <w:bCs/>
-          <w:color w:val="1B2733"/>
-        </w:rPr>
-        <w:t>Jenkins CI/CD</w:t>
-      </w:r>
-      <w:r>
-        <w:rPr>
-          <w:rFonts w:ascii="Arial" w:hAnsi="Arial" w:cs="Arial"/>
-          <w:color w:val="1B2733"/>
-        </w:rPr>
-        <w:t xml:space="preserve"> pipelines to automate build, test, and deployment workflows, improving release reliability.</w:t>
-      </w:r>
     </w:p>
     <w:p>
       <w:pPr>
@@ -2166,29 +2068,6 @@
           <w:color w:val="1B2733"/>
         </w:rPr>
       </w:pPr>
-      <w:r>
-        <w:rPr>
-          <w:rFonts w:ascii="Arial" w:hAnsi="Arial" w:cs="Arial"/>
-          <w:color w:val="1B2733"/>
-        </w:rPr>
-        <w:t xml:space="preserve">- Modernized legacy </w:t>
-      </w:r>
-      <w:r>
-        <w:rPr>
-          <w:rFonts w:ascii="Arial" w:hAnsi="Arial" w:cs="Arial"/>
-          <w:b/>
-          <w:bCs/>
-          <w:color w:val="1B2733"/>
-        </w:rPr>
-        <w:t>COBOL modules into Java microservices</w:t>
-      </w:r>
-      <w:r>
-        <w:rPr>
-          <w:rFonts w:ascii="Arial" w:hAnsi="Arial" w:cs="Arial"/>
-          <w:color w:val="1B2733"/>
-        </w:rPr>
-        <w:t>, improving maintainability, scalability, and long-term supportability.</w:t>
-      </w:r>
     </w:p>
     <w:p>
       <w:pPr>
@@ -2203,34 +2082,13 @@
     </w:p>
     <w:p>
       <w:pPr>
-        <w:pStyle w:val="BodyText"/>
-        <w:spacing w:line="199" w:lineRule="auto"/>
-        <w:ind w:right="274"/>
-        <w:rPr>
-          <w:rFonts w:ascii="Arial" w:hAnsi="Arial" w:cs="Arial"/>
-          <w:color w:val="1B2733"/>
-        </w:rPr>
-      </w:pPr>
-    </w:p>
-    <w:p>
-      <w:pPr>
-        <w:pStyle w:val="BodyText"/>
-        <w:spacing w:line="199" w:lineRule="auto"/>
-        <w:ind w:right="274"/>
-        <w:rPr>
-          <w:rFonts w:ascii="Arial" w:hAnsi="Arial" w:cs="Arial"/>
-          <w:color w:val="1B2733"/>
-        </w:rPr>
-      </w:pPr>
-    </w:p>
-    <w:p>
-      <w:pPr>
         <w:pStyle w:val="Heading3"/>
       </w:pPr>
       <w:r>
         <w:rPr>
           <w:color w:val="195175"/>
         </w:rPr>
+        <w:lastRenderedPageBreak/>
         <w:t>Client: Fiserv</w:t>
       </w:r>
       <w:r>
@@ -2435,7 +2293,7 @@
               </wp:anchor>
             </w:drawing>
           </mc:Choice>
-          <mc:Fallback>
+          <mc:Fallback xmlns:w16cei="http://schemas.microsoft.com/office/word/2026/wordml/cei">
             <w:pict>
               <v:shape w14:anchorId="269630F7" id="Graphic 5" o:spid="_x0000_s1026" style="position:absolute;margin-left:54pt;margin-top:27.05pt;width:503.95pt;height:1pt;z-index:15730688;visibility:visible;mso-wrap-style:square;mso-wrap-distance-left:0;mso-wrap-distance-top:0;mso-wrap-distance-right:0;mso-wrap-distance-bottom:0;mso-position-horizontal:absolute;mso-position-horizontal-relative:page;mso-position-vertical:absolute;mso-position-vertical-relative:text;v-text-anchor:top" coordsize="6400165,12700" o:gfxdata="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" path="m6400165,l,,,12700r6400165,l6400165,xe" fillcolor="#195175" stroked="f">
                 <v:path arrowok="t"/>
@@ -2463,19 +2321,7 @@
         <w:rPr>
           <w:color w:val="195175"/>
         </w:rPr>
-        <w:t xml:space="preserve">Project </w:t>
-      </w:r>
-      <w:r>
-        <w:rPr>
-          <w:color w:val="195175"/>
-        </w:rPr>
-        <w:t>1</w:t>
-      </w:r>
-      <w:r>
-        <w:rPr>
-          <w:color w:val="195175"/>
-        </w:rPr>
-        <w:t>: Speech-to-Text Application</w:t>
+        <w:t>Speech-to-Text Application</w:t>
       </w:r>
       <w:r>
         <w:rPr>
@@ -2586,183 +2432,6 @@
           <w:color w:val="1B2733"/>
         </w:rPr>
         <w:t>- Implemented reporting features to retrieve and display historical transcription data through a web interface.</w:t>
-      </w:r>
-    </w:p>
-    <w:p>
-      <w:pPr>
-        <w:pStyle w:val="Heading3"/>
-        <w:rPr>
-          <w:iCs/>
-        </w:rPr>
-      </w:pPr>
-      <w:r>
-        <w:rPr>
-          <w:color w:val="195175"/>
-        </w:rPr>
-        <w:t xml:space="preserve">Project </w:t>
-      </w:r>
-      <w:r>
-        <w:rPr>
-          <w:color w:val="195175"/>
-        </w:rPr>
-        <w:t>2</w:t>
-      </w:r>
-      <w:r>
-        <w:rPr>
-          <w:color w:val="195175"/>
-        </w:rPr>
-        <w:t xml:space="preserve">: </w:t>
-      </w:r>
-      <w:proofErr w:type="spellStart"/>
-      <w:r>
-        <w:rPr>
-          <w:color w:val="195175"/>
-        </w:rPr>
-        <w:t>iMyTravelApp</w:t>
-      </w:r>
-      <w:proofErr w:type="spellEnd"/>
-      <w:r>
-        <w:rPr>
-          <w:color w:val="1B2733"/>
-        </w:rPr>
-        <w:br/>
-      </w:r>
-      <w:r>
-        <w:rPr>
-          <w:b w:val="0"/>
-          <w:bCs w:val="0"/>
-          <w:i/>
-          <w:color w:val="545454"/>
-          <w:sz w:val="19"/>
-        </w:rPr>
-        <w:t xml:space="preserve">Tech Stack: </w:t>
-      </w:r>
-      <w:r>
-        <w:rPr>
-          <w:b w:val="0"/>
-          <w:bCs w:val="0"/>
-          <w:i/>
-          <w:color w:val="545454"/>
-          <w:sz w:val="19"/>
-        </w:rPr>
-        <w:t xml:space="preserve">Java </w:t>
-      </w:r>
-      <w:r>
-        <w:rPr>
-          <w:b w:val="0"/>
-          <w:bCs w:val="0"/>
-          <w:i/>
-          <w:color w:val="545454"/>
-          <w:sz w:val="19"/>
-        </w:rPr>
-        <w:t>8</w:t>
-      </w:r>
-      <w:r>
-        <w:rPr>
-          <w:b w:val="0"/>
-          <w:bCs w:val="0"/>
-          <w:i/>
-          <w:color w:val="545454"/>
-          <w:sz w:val="19"/>
-        </w:rPr>
-        <w:t xml:space="preserve">, Spring Boot, </w:t>
-      </w:r>
-      <w:r>
-        <w:rPr>
-          <w:b w:val="0"/>
-          <w:bCs w:val="0"/>
-          <w:i/>
-          <w:color w:val="545454"/>
-          <w:sz w:val="19"/>
-        </w:rPr>
-        <w:t>JPA/Hibernate, MySQL</w:t>
-      </w:r>
-    </w:p>
-    <w:p>
-      <w:pPr>
-        <w:pStyle w:val="BodyText"/>
-        <w:spacing w:line="199" w:lineRule="auto"/>
-        <w:rPr>
-          <w:rFonts w:ascii="Arial" w:hAnsi="Arial" w:cs="Arial"/>
-          <w:color w:val="1B2733"/>
-        </w:rPr>
-      </w:pPr>
-      <w:r>
-        <w:rPr>
-          <w:rFonts w:ascii="Arial" w:hAnsi="Arial" w:cs="Arial"/>
-          <w:color w:val="1B2733"/>
-        </w:rPr>
-        <w:t xml:space="preserve">- </w:t>
-      </w:r>
-      <w:r>
-        <w:rPr>
-          <w:rFonts w:ascii="Arial" w:hAnsi="Arial" w:cs="Arial"/>
-          <w:color w:val="1B2733"/>
-        </w:rPr>
-        <w:t>Implemented</w:t>
-      </w:r>
-      <w:r>
-        <w:rPr>
-          <w:rFonts w:ascii="Arial" w:hAnsi="Arial" w:cs="Arial"/>
-          <w:color w:val="1B2733"/>
-        </w:rPr>
-        <w:t xml:space="preserve"> </w:t>
-      </w:r>
-      <w:r>
-        <w:rPr>
-          <w:rFonts w:ascii="Arial" w:hAnsi="Arial" w:cs="Arial"/>
-          <w:color w:val="1B2733"/>
-        </w:rPr>
-        <w:t>RESTful APIs with CRUD operations for key travel booking modules.</w:t>
-      </w:r>
-    </w:p>
-    <w:p>
-      <w:pPr>
-        <w:pStyle w:val="BodyText"/>
-        <w:ind w:left="0" w:firstLine="141"/>
-        <w:rPr>
-          <w:rFonts w:ascii="Arial" w:hAnsi="Arial" w:cs="Arial"/>
-          <w:color w:val="1B2733"/>
-        </w:rPr>
-      </w:pPr>
-      <w:r>
-        <w:rPr>
-          <w:rFonts w:ascii="Arial" w:hAnsi="Arial" w:cs="Arial"/>
-          <w:color w:val="1B2733"/>
-        </w:rPr>
-        <w:t>- Designed relational data models and entity mappings using JPA/Hibernate for efficient persistence.</w:t>
-      </w:r>
-    </w:p>
-    <w:p>
-      <w:pPr>
-        <w:pStyle w:val="BodyText"/>
-        <w:rPr>
-          <w:rFonts w:ascii="Arial" w:hAnsi="Arial" w:cs="Arial"/>
-        </w:rPr>
-      </w:pPr>
-      <w:r>
-        <w:rPr>
-          <w:rFonts w:ascii="Arial" w:hAnsi="Arial" w:cs="Arial"/>
-        </w:rPr>
-        <w:t>- Implemented layered architecture (Controller-Service-Repository) to improve code maintainability and separation of concerns.</w:t>
-      </w:r>
-    </w:p>
-    <w:p>
-      <w:pPr>
-        <w:pStyle w:val="BodyText"/>
-        <w:spacing w:line="199" w:lineRule="auto"/>
-        <w:ind w:right="274"/>
-        <w:rPr>
-          <w:rFonts w:ascii="Arial" w:hAnsi="Arial" w:cs="Arial"/>
-          <w:color w:val="1B2733"/>
-        </w:rPr>
-      </w:pPr>
-      <w:r>
-        <w:rPr>
-          <w:rFonts w:ascii="Arial" w:hAnsi="Arial" w:cs="Arial"/>
-          <w:color w:val="1B2733"/>
-        </w:rPr>
-        <w:t>- Used Spring Data JPA for repository operations and database interaction.</w:t>
       </w:r>
     </w:p>
     <w:p>
@@ -2845,7 +2514,7 @@
               </wp:anchor>
             </w:drawing>
           </mc:Choice>
-          <mc:Fallback>
+          <mc:Fallback xmlns:w16cei="http://schemas.microsoft.com/office/word/2026/wordml/cei">
             <w:pict>
               <v:shape w14:anchorId="23B6DD89" id="Graphic 6" o:spid="_x0000_s1026" style="position:absolute;margin-left:54pt;margin-top:26.6pt;width:503.95pt;height:1pt;z-index:15731200;visibility:visible;mso-wrap-style:square;mso-wrap-distance-left:0;mso-wrap-distance-top:0;mso-wrap-distance-right:0;mso-wrap-distance-bottom:0;mso-position-horizontal:absolute;mso-position-horizontal-relative:page;mso-position-vertical:absolute;mso-position-vertical-relative:text;v-text-anchor:top" coordsize="6400165,12700" o:gfxdata="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" path="m6400165,l,,,12700r6400165,l6400165,xe" fillcolor="#195175" stroked="f">
                 <v:path arrowok="t"/>
@@ -3029,7 +2698,7 @@
               </wp:anchor>
             </w:drawing>
           </mc:Choice>
-          <mc:Fallback>
+          <mc:Fallback xmlns:w16cei="http://schemas.microsoft.com/office/word/2026/wordml/cei">
             <w:pict>
               <v:shape w14:anchorId="4140F4CE" id="Graphic 5" o:spid="_x0000_s1026" style="position:absolute;margin-left:54pt;margin-top:27.05pt;width:503.95pt;height:1pt;z-index:251659264;visibility:visible;mso-wrap-style:square;mso-wrap-distance-left:0;mso-wrap-distance-top:0;mso-wrap-distance-right:0;mso-wrap-distance-bottom:0;mso-position-horizontal:absolute;mso-position-horizontal-relative:page;mso-position-vertical:absolute;mso-position-vertical-relative:text;v-text-anchor:top" coordsize="6400165,12700" o:gfxdata="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" path="m6400165,l,,,12700r6400165,l6400165,xe" fillcolor="#195175" stroked="f">
                 <v:path arrowok="t"/>
@@ -3321,7 +2990,7 @@
               </wp:anchor>
             </w:drawing>
           </mc:Choice>
-          <mc:Fallback>
+          <mc:Fallback xmlns:w16cei="http://schemas.microsoft.com/office/word/2026/wordml/cei">
             <w:pict>
               <v:shape w14:anchorId="2D778EEA" id="Graphic 5" o:spid="_x0000_s1026" style="position:absolute;margin-left:54pt;margin-top:27.05pt;width:503.95pt;height:1pt;z-index:251661312;visibility:visible;mso-wrap-style:square;mso-wrap-distance-left:0;mso-wrap-distance-top:0;mso-wrap-distance-right:0;mso-wrap-distance-bottom:0;mso-position-horizontal:absolute;mso-position-horizontal-relative:page;mso-position-vertical:absolute;mso-position-vertical-relative:text;v-text-anchor:top" coordsize="6400165,12700" o:gfxdata="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" path="m6400165,l,,,12700r6400165,l6400165,xe" fillcolor="#195175" stroked="f">
                 <v:path arrowok="t"/>
@@ -3493,7 +3162,7 @@
               </wp:anchor>
             </w:drawing>
           </mc:Choice>
-          <mc:Fallback>
+          <mc:Fallback xmlns:w16cei="http://schemas.microsoft.com/office/word/2026/wordml/cei">
             <w:pict>
               <v:shape w14:anchorId="214F0825" id="Graphic 5" o:spid="_x0000_s1026" style="position:absolute;margin-left:54pt;margin-top:27.05pt;width:503.95pt;height:1pt;z-index:251663360;visibility:visible;mso-wrap-style:square;mso-wrap-distance-left:0;mso-wrap-distance-top:0;mso-wrap-distance-right:0;mso-wrap-distance-bottom:0;mso-position-horizontal:absolute;mso-position-horizontal-relative:page;mso-position-vertical:absolute;mso-position-vertical-relative:text;v-text-anchor:top" coordsize="6400165,12700" o:gfxdata="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" path="m6400165,l,,,12700r6400165,l6400165,xe" fillcolor="#195175" stroked="f">
                 <v:path arrowok="t"/>
